--- a/docs/TrikRide_TOC_LOT_LOF.docx
+++ b/docs/TrikRide_TOC_LOT_LOF.docx
@@ -1094,7 +1094,7 @@
               <w:jc w:val="right"/>
             </w:pPr>
             <w:r>
-              <w:t xml:space="preserve">50</w:t>
+              <w:t xml:space="preserve">49</w:t>
             </w:r>
           </w:p>
         </w:tc>
@@ -1120,7 +1120,7 @@
               <w:jc w:val="right"/>
             </w:pPr>
             <w:r>
-              <w:t xml:space="preserve">52</w:t>
+              <w:t xml:space="preserve">51</w:t>
             </w:r>
           </w:p>
         </w:tc>
@@ -1146,7 +1146,7 @@
               <w:jc w:val="right"/>
             </w:pPr>
             <w:r>
-              <w:t xml:space="preserve">59</w:t>
+              <w:t xml:space="preserve">58</w:t>
             </w:r>
           </w:p>
         </w:tc>
@@ -1228,7 +1228,7 @@
               <w:jc w:val="right"/>
             </w:pPr>
             <w:r>
-              <w:t xml:space="preserve">65</w:t>
+              <w:t xml:space="preserve">66</w:t>
             </w:r>
           </w:p>
         </w:tc>
@@ -1254,7 +1254,7 @@
               <w:jc w:val="right"/>
             </w:pPr>
             <w:r>
-              <w:t xml:space="preserve">69</w:t>
+              <w:t xml:space="preserve">70</w:t>
             </w:r>
           </w:p>
         </w:tc>
@@ -1570,7 +1570,7 @@
               <w:jc w:val="right"/>
             </w:pPr>
             <w:r>
-              <w:t xml:space="preserve">136</w:t>
+              <w:t xml:space="preserve">134</w:t>
             </w:r>
           </w:p>
         </w:tc>
@@ -1596,7 +1596,7 @@
               <w:jc w:val="right"/>
             </w:pPr>
             <w:r>
-              <w:t xml:space="preserve">136</w:t>
+              <w:t xml:space="preserve">134</w:t>
             </w:r>
           </w:p>
         </w:tc>
@@ -1622,6 +1622,32 @@
               <w:jc w:val="right"/>
             </w:pPr>
             <w:r>
+              <w:t xml:space="preserve">137</w:t>
+            </w:r>
+          </w:p>
+        </w:tc>
+      </w:tr>
+      <w:tr>
+        <w:tc>
+          <w:tcPr/>
+          <w:p>
+            <w:pPr>
+              <w:pStyle w:val="Compact"/>
+              <w:jc w:val="left"/>
+            </w:pPr>
+            <w:r>
+              <w:t xml:space="preserve">    Recommendations</w:t>
+            </w:r>
+          </w:p>
+        </w:tc>
+        <w:tc>
+          <w:tcPr/>
+          <w:p>
+            <w:pPr>
+              <w:pStyle w:val="Compact"/>
+              <w:jc w:val="right"/>
+            </w:pPr>
+            <w:r>
               <w:t xml:space="preserve">139</w:t>
             </w:r>
           </w:p>
@@ -1636,7 +1662,7 @@
               <w:jc w:val="left"/>
             </w:pPr>
             <w:r>
-              <w:t xml:space="preserve">    Recommendations</w:t>
+              <w:t xml:space="preserve">    Future Enhancements</w:t>
             </w:r>
           </w:p>
         </w:tc>
@@ -1649,32 +1675,6 @@
             </w:pPr>
             <w:r>
               <w:t xml:space="preserve">141</w:t>
-            </w:r>
-          </w:p>
-        </w:tc>
-      </w:tr>
-      <w:tr>
-        <w:tc>
-          <w:tcPr/>
-          <w:p>
-            <w:pPr>
-              <w:pStyle w:val="Compact"/>
-              <w:jc w:val="left"/>
-            </w:pPr>
-            <w:r>
-              <w:t xml:space="preserve">    Future Enhancements</w:t>
-            </w:r>
-          </w:p>
-        </w:tc>
-        <w:tc>
-          <w:tcPr/>
-          <w:p>
-            <w:pPr>
-              <w:pStyle w:val="Compact"/>
-              <w:jc w:val="right"/>
-            </w:pPr>
-            <w:r>
-              <w:t xml:space="preserve">143</w:t>
             </w:r>
           </w:p>
         </w:tc>
@@ -1704,7 +1704,7 @@
               <w:jc w:val="right"/>
             </w:pPr>
             <w:r>
-              <w:t xml:space="preserve">146</w:t>
+              <w:t xml:space="preserve">144</w:t>
             </w:r>
           </w:p>
         </w:tc>
@@ -1734,7 +1734,7 @@
               <w:jc w:val="right"/>
             </w:pPr>
             <w:r>
-              <w:t xml:space="preserve">149</w:t>
+              <w:t xml:space="preserve">147</w:t>
             </w:r>
           </w:p>
         </w:tc>
@@ -1760,7 +1760,7 @@
               <w:jc w:val="right"/>
             </w:pPr>
             <w:r>
-              <w:t xml:space="preserve">149</w:t>
+              <w:t xml:space="preserve">147</w:t>
             </w:r>
           </w:p>
         </w:tc>
@@ -1786,6 +1786,32 @@
               <w:jc w:val="right"/>
             </w:pPr>
             <w:r>
+              <w:t xml:space="preserve">155</w:t>
+            </w:r>
+          </w:p>
+        </w:tc>
+      </w:tr>
+      <w:tr>
+        <w:tc>
+          <w:tcPr/>
+          <w:p>
+            <w:pPr>
+              <w:pStyle w:val="Compact"/>
+              <w:jc w:val="left"/>
+            </w:pPr>
+            <w:r>
+              <w:t xml:space="preserve">    Appendix C — Letters</w:t>
+            </w:r>
+          </w:p>
+        </w:tc>
+        <w:tc>
+          <w:tcPr/>
+          <w:p>
+            <w:pPr>
+              <w:pStyle w:val="Compact"/>
+              <w:jc w:val="right"/>
+            </w:pPr>
+            <w:r>
               <w:t xml:space="preserve">157</w:t>
             </w:r>
           </w:p>
@@ -1800,137 +1826,7 @@
               <w:jc w:val="left"/>
             </w:pPr>
             <w:r>
-              <w:t xml:space="preserve">        IS-CP Form No. 1 — Project Team Member</w:t>
-            </w:r>
-          </w:p>
-        </w:tc>
-        <w:tc>
-          <w:tcPr/>
-          <w:p>
-            <w:pPr>
-              <w:pStyle w:val="Compact"/>
-              <w:jc w:val="right"/>
-            </w:pPr>
-            <w:r>
-              <w:t xml:space="preserve">157</w:t>
-            </w:r>
-          </w:p>
-        </w:tc>
-      </w:tr>
-      <w:tr>
-        <w:tc>
-          <w:tcPr/>
-          <w:p>
-            <w:pPr>
-              <w:pStyle w:val="Compact"/>
-              <w:jc w:val="left"/>
-            </w:pPr>
-            <w:r>
-              <w:t xml:space="preserve">        IS-CP Form No. 2 — Capstone Project Adviser Acceptance</w:t>
-            </w:r>
-          </w:p>
-        </w:tc>
-        <w:tc>
-          <w:tcPr/>
-          <w:p>
-            <w:pPr>
-              <w:pStyle w:val="Compact"/>
-              <w:jc w:val="right"/>
-            </w:pPr>
-            <w:r>
-              <w:t xml:space="preserve">158</w:t>
-            </w:r>
-          </w:p>
-        </w:tc>
-      </w:tr>
-      <w:tr>
-        <w:tc>
-          <w:tcPr/>
-          <w:p>
-            <w:pPr>
-              <w:pStyle w:val="Compact"/>
-              <w:jc w:val="left"/>
-            </w:pPr>
-            <w:r>
-              <w:t xml:space="preserve">    Appendix C — Letters</w:t>
-            </w:r>
-          </w:p>
-        </w:tc>
-        <w:tc>
-          <w:tcPr/>
-          <w:p>
-            <w:pPr>
-              <w:pStyle w:val="Compact"/>
-              <w:jc w:val="right"/>
-            </w:pPr>
-            <w:r>
-              <w:t xml:space="preserve">159</w:t>
-            </w:r>
-          </w:p>
-        </w:tc>
-      </w:tr>
-      <w:tr>
-        <w:tc>
-          <w:tcPr/>
-          <w:p>
-            <w:pPr>
-              <w:pStyle w:val="Compact"/>
-              <w:jc w:val="left"/>
-            </w:pPr>
-            <w:r>
-              <w:t xml:space="preserve">        Grammarian</w:t>
-            </w:r>
-          </w:p>
-        </w:tc>
-        <w:tc>
-          <w:tcPr/>
-          <w:p>
-            <w:pPr>
-              <w:pStyle w:val="Compact"/>
-              <w:jc w:val="right"/>
-            </w:pPr>
-            <w:r>
-              <w:t xml:space="preserve">159</w:t>
-            </w:r>
-          </w:p>
-        </w:tc>
-      </w:tr>
-      <w:tr>
-        <w:tc>
-          <w:tcPr/>
-          <w:p>
-            <w:pPr>
-              <w:pStyle w:val="Compact"/>
-              <w:jc w:val="left"/>
-            </w:pPr>
-            <w:r>
-              <w:t xml:space="preserve">        Statistician</w:t>
-            </w:r>
-          </w:p>
-        </w:tc>
-        <w:tc>
-          <w:tcPr/>
-          <w:p>
-            <w:pPr>
-              <w:pStyle w:val="Compact"/>
-              <w:jc w:val="right"/>
-            </w:pPr>
-            <w:r>
-              <w:t xml:space="preserve">160</w:t>
-            </w:r>
-          </w:p>
-        </w:tc>
-      </w:tr>
-      <w:tr>
-        <w:tc>
-          <w:tcPr/>
-          <w:p>
-            <w:pPr>
-              <w:pStyle w:val="Compact"/>
-              <w:jc w:val="left"/>
-            </w:pPr>
-            <w:r>
-              <w:t xml:space="preserve">        Coordination Letter — San Isidro TODA</w:t>
+              <w:t xml:space="preserve">    Appendix D — Survey Questionnaires</w:t>
             </w:r>
           </w:p>
         </w:tc>
@@ -1956,58 +1852,6 @@
               <w:jc w:val="left"/>
             </w:pPr>
             <w:r>
-              <w:t xml:space="preserve">        Coordination Letter — San Jose TODA</w:t>
-            </w:r>
-          </w:p>
-        </w:tc>
-        <w:tc>
-          <w:tcPr/>
-          <w:p>
-            <w:pPr>
-              <w:pStyle w:val="Compact"/>
-              <w:jc w:val="right"/>
-            </w:pPr>
-            <w:r>
-              <w:t xml:space="preserve">162</w:t>
-            </w:r>
-          </w:p>
-        </w:tc>
-      </w:tr>
-      <w:tr>
-        <w:tc>
-          <w:tcPr/>
-          <w:p>
-            <w:pPr>
-              <w:pStyle w:val="Compact"/>
-              <w:jc w:val="left"/>
-            </w:pPr>
-            <w:r>
-              <w:t xml:space="preserve">    Appendix D — Survey Questionnaires</w:t>
-            </w:r>
-          </w:p>
-        </w:tc>
-        <w:tc>
-          <w:tcPr/>
-          <w:p>
-            <w:pPr>
-              <w:pStyle w:val="Compact"/>
-              <w:jc w:val="right"/>
-            </w:pPr>
-            <w:r>
-              <w:t xml:space="preserve">163</w:t>
-            </w:r>
-          </w:p>
-        </w:tc>
-      </w:tr>
-      <w:tr>
-        <w:tc>
-          <w:tcPr/>
-          <w:p>
-            <w:pPr>
-              <w:pStyle w:val="Compact"/>
-              <w:jc w:val="left"/>
-            </w:pPr>
-            <w:r>
               <w:t xml:space="preserve">    Appendix E — Legal Documents Presented In-App</w:t>
             </w:r>
           </w:p>
@@ -2020,7 +1864,7 @@
               <w:jc w:val="right"/>
             </w:pPr>
             <w:r>
-              <w:t xml:space="preserve">171</w:t>
+              <w:t xml:space="preserve">169</w:t>
             </w:r>
           </w:p>
         </w:tc>
@@ -2046,6 +1890,32 @@
               <w:jc w:val="right"/>
             </w:pPr>
             <w:r>
+              <w:t xml:space="preserve">179</w:t>
+            </w:r>
+          </w:p>
+        </w:tc>
+      </w:tr>
+      <w:tr>
+        <w:tc>
+          <w:tcPr/>
+          <w:p>
+            <w:pPr>
+              <w:pStyle w:val="Compact"/>
+              <w:jc w:val="left"/>
+            </w:pPr>
+            <w:r>
+              <w:t xml:space="preserve">    Appendix G — Evaluation Form</w:t>
+            </w:r>
+          </w:p>
+        </w:tc>
+        <w:tc>
+          <w:tcPr/>
+          <w:p>
+            <w:pPr>
+              <w:pStyle w:val="Compact"/>
+              <w:jc w:val="right"/>
+            </w:pPr>
+            <w:r>
               <w:t xml:space="preserve">181</w:t>
             </w:r>
           </w:p>
@@ -2060,32 +1930,6 @@
               <w:jc w:val="left"/>
             </w:pPr>
             <w:r>
-              <w:t xml:space="preserve">    Appendix G — Evaluation Form</w:t>
-            </w:r>
-          </w:p>
-        </w:tc>
-        <w:tc>
-          <w:tcPr/>
-          <w:p>
-            <w:pPr>
-              <w:pStyle w:val="Compact"/>
-              <w:jc w:val="right"/>
-            </w:pPr>
-            <w:r>
-              <w:t xml:space="preserve">183</w:t>
-            </w:r>
-          </w:p>
-        </w:tc>
-      </w:tr>
-      <w:tr>
-        <w:tc>
-          <w:tcPr/>
-          <w:p>
-            <w:pPr>
-              <w:pStyle w:val="Compact"/>
-              <w:jc w:val="left"/>
-            </w:pPr>
-            <w:r>
               <w:t xml:space="preserve">    Appendix H — User Manual</w:t>
             </w:r>
           </w:p>
@@ -2098,7 +1942,7 @@
               <w:jc w:val="right"/>
             </w:pPr>
             <w:r>
-              <w:t xml:space="preserve">191</w:t>
+              <w:t xml:space="preserve">189</w:t>
             </w:r>
           </w:p>
         </w:tc>
@@ -2124,7 +1968,7 @@
               <w:jc w:val="right"/>
             </w:pPr>
             <w:r>
-              <w:t xml:space="preserve">208</w:t>
+              <w:t xml:space="preserve">206</w:t>
             </w:r>
           </w:p>
         </w:tc>
@@ -2150,7 +1994,7 @@
               <w:jc w:val="right"/>
             </w:pPr>
             <w:r>
-              <w:t xml:space="preserve">220</w:t>
+              <w:t xml:space="preserve">218</w:t>
             </w:r>
           </w:p>
         </w:tc>
@@ -2176,7 +2020,7 @@
               <w:jc w:val="right"/>
             </w:pPr>
             <w:r>
-              <w:t xml:space="preserve">228</w:t>
+              <w:t xml:space="preserve">226</w:t>
             </w:r>
           </w:p>
         </w:tc>
@@ -2202,6 +2046,32 @@
               <w:jc w:val="right"/>
             </w:pPr>
             <w:r>
+              <w:t xml:space="preserve">240</w:t>
+            </w:r>
+          </w:p>
+        </w:tc>
+      </w:tr>
+      <w:tr>
+        <w:tc>
+          <w:tcPr/>
+          <w:p>
+            <w:pPr>
+              <w:pStyle w:val="Compact"/>
+              <w:jc w:val="left"/>
+            </w:pPr>
+            <w:r>
+              <w:t xml:space="preserve">    Appendix M — Source Code</w:t>
+            </w:r>
+          </w:p>
+        </w:tc>
+        <w:tc>
+          <w:tcPr/>
+          <w:p>
+            <w:pPr>
+              <w:pStyle w:val="Compact"/>
+              <w:jc w:val="right"/>
+            </w:pPr>
+            <w:r>
               <w:t xml:space="preserve">242</w:t>
             </w:r>
           </w:p>
@@ -2216,32 +2086,6 @@
               <w:jc w:val="left"/>
             </w:pPr>
             <w:r>
-              <w:t xml:space="preserve">    Appendix M — Source Code</w:t>
-            </w:r>
-          </w:p>
-        </w:tc>
-        <w:tc>
-          <w:tcPr/>
-          <w:p>
-            <w:pPr>
-              <w:pStyle w:val="Compact"/>
-              <w:jc w:val="right"/>
-            </w:pPr>
-            <w:r>
-              <w:t xml:space="preserve">244</w:t>
-            </w:r>
-          </w:p>
-        </w:tc>
-      </w:tr>
-      <w:tr>
-        <w:tc>
-          <w:tcPr/>
-          <w:p>
-            <w:pPr>
-              <w:pStyle w:val="Compact"/>
-              <w:jc w:val="left"/>
-            </w:pPr>
-            <w:r>
               <w:t xml:space="preserve">    Appendix N — Database Schema</w:t>
             </w:r>
           </w:p>
@@ -2254,6 +2098,58 @@
               <w:jc w:val="right"/>
             </w:pPr>
             <w:r>
+              <w:t xml:space="preserve">245</w:t>
+            </w:r>
+          </w:p>
+        </w:tc>
+      </w:tr>
+      <w:tr>
+        <w:tc>
+          <w:tcPr/>
+          <w:p>
+            <w:pPr>
+              <w:pStyle w:val="Compact"/>
+              <w:jc w:val="left"/>
+            </w:pPr>
+            <w:r>
+              <w:t xml:space="preserve">    Appendix O — Test Results</w:t>
+            </w:r>
+          </w:p>
+        </w:tc>
+        <w:tc>
+          <w:tcPr/>
+          <w:p>
+            <w:pPr>
+              <w:pStyle w:val="Compact"/>
+              <w:jc w:val="right"/>
+            </w:pPr>
+            <w:r>
+              <w:t xml:space="preserve">246</w:t>
+            </w:r>
+          </w:p>
+        </w:tc>
+      </w:tr>
+      <w:tr>
+        <w:tc>
+          <w:tcPr/>
+          <w:p>
+            <w:pPr>
+              <w:pStyle w:val="Compact"/>
+              <w:jc w:val="left"/>
+            </w:pPr>
+            <w:r>
+              <w:t xml:space="preserve">    Appendix P — Sample Reports</w:t>
+            </w:r>
+          </w:p>
+        </w:tc>
+        <w:tc>
+          <w:tcPr/>
+          <w:p>
+            <w:pPr>
+              <w:pStyle w:val="Compact"/>
+              <w:jc w:val="right"/>
+            </w:pPr>
+            <w:r>
               <w:t xml:space="preserve">247</w:t>
             </w:r>
           </w:p>
@@ -2268,58 +2164,6 @@
               <w:jc w:val="left"/>
             </w:pPr>
             <w:r>
-              <w:t xml:space="preserve">    Appendix O — Test Results</w:t>
-            </w:r>
-          </w:p>
-        </w:tc>
-        <w:tc>
-          <w:tcPr/>
-          <w:p>
-            <w:pPr>
-              <w:pStyle w:val="Compact"/>
-              <w:jc w:val="right"/>
-            </w:pPr>
-            <w:r>
-              <w:t xml:space="preserve">248</w:t>
-            </w:r>
-          </w:p>
-        </w:tc>
-      </w:tr>
-      <w:tr>
-        <w:tc>
-          <w:tcPr/>
-          <w:p>
-            <w:pPr>
-              <w:pStyle w:val="Compact"/>
-              <w:jc w:val="left"/>
-            </w:pPr>
-            <w:r>
-              <w:t xml:space="preserve">    Appendix P — Sample Reports</w:t>
-            </w:r>
-          </w:p>
-        </w:tc>
-        <w:tc>
-          <w:tcPr/>
-          <w:p>
-            <w:pPr>
-              <w:pStyle w:val="Compact"/>
-              <w:jc w:val="right"/>
-            </w:pPr>
-            <w:r>
-              <w:t xml:space="preserve">249</w:t>
-            </w:r>
-          </w:p>
-        </w:tc>
-      </w:tr>
-      <w:tr>
-        <w:tc>
-          <w:tcPr/>
-          <w:p>
-            <w:pPr>
-              <w:pStyle w:val="Compact"/>
-              <w:jc w:val="left"/>
-            </w:pPr>
-            <w:r>
               <w:t xml:space="preserve">    Appendix Q — Documentation of Data Gathering</w:t>
             </w:r>
           </w:p>
@@ -2332,7 +2176,7 @@
               <w:jc w:val="right"/>
             </w:pPr>
             <w:r>
-              <w:t xml:space="preserve">252</w:t>
+              <w:t xml:space="preserve">250</w:t>
             </w:r>
           </w:p>
         </w:tc>
@@ -2358,7 +2202,7 @@
               <w:jc w:val="right"/>
             </w:pPr>
             <w:r>
-              <w:t xml:space="preserve">255</w:t>
+              <w:t xml:space="preserve">253</w:t>
             </w:r>
           </w:p>
         </w:tc>
@@ -2388,7 +2232,7 @@
               <w:jc w:val="right"/>
             </w:pPr>
             <w:r>
-              <w:t xml:space="preserve">256</w:t>
+              <w:t xml:space="preserve">254</w:t>
             </w:r>
           </w:p>
         </w:tc>
@@ -4578,7 +4422,7 @@
               <w:jc w:val="right"/>
             </w:pPr>
             <w:r>
-              <w:t xml:space="preserve">255</w:t>
+              <w:t xml:space="preserve">253</w:t>
             </w:r>
           </w:p>
         </w:tc>
